--- a/content-src/docx/R TLS 2017 03 17 Corbyn.docx
+++ b/content-src/docx/R TLS 2017 03 17 Corbyn.docx
@@ -125,7 +125,7 @@
     <w:p/>
     <w:p>
       <w:r>
-        <w:t>All three books, with different degrees of zest, show this narrative to be a fantasy. Blair (and Gordon Brown) managed to lose 5 million votes between 1997 and 2010, many of them from their working-class base; Scotland was lost because the Scottish chose a left-wing party over a Labour Party that had taken them for granted; and the electoral system that in March 2014 handed power to the party’s members, rather than a block vote by MPs, was hailed at the time by Tony Blair himself (“a long overdue reform . . . that [I] should have done myself”) and nearly all of his supporters – Nunns cheekily offers a standalone page of quotations to make that point. (It might be added that whenever Blair or his close ally Peter Mandelson pop up to offer helpful advice these days, the general public ungratefully ignore them. According to a recent YouGov poll, Blair is currently more unpopular across all demographics than Corbyn, which is quite an achievement.)</w:t>
+        <w:t>All three books, with different degrees of zest, show this narrative to be a fantasy. Blair (and Gordon Brown) managed to lose 5 million votes between 1997 and 2010, many of them from their working-class base; Scotland was lost because the Scottish chose a left-wing party over a Labour Party that had taken them for granted; and the electoral system that in March 2014 handed power to the party’s members, rather than a block vote by MPs, was hailed at the time by Tony Blair himself (“a long overdue reform… that [I] should have done myself”) and nearly all of his supporters – Nunns cheekily offers a standalone page of quotations to make that point. (It might be added that whenever Blair or his close ally Peter Mandelson pop up to offer helpful advice these days, the general public ungratefully ignore them. According to a recent YouGov poll, Blair is currently more unpopular across all demographics than Corbyn, which is quite an achievement.)</w:t>
       </w:r>
     </w:p>
     <w:p/>
